--- a/docs/capstone_report_v4.docx
+++ b/docs/capstone_report_v4.docx
@@ -7856,7 +7856,7 @@
           <w:rFonts w:ascii="Consolas" w:hAnsi="Consolas" w:eastAsia="Consolas"/>
           <w:sz w:val="18"/>
         </w:rPr>
-        <w:t>def run_pipeline(categories: list[str]) -&gt; dict:</w:t>
+        <w:t>async def run(categories: list[str], headed: bool) -&gt; None:</w:t>
       </w:r>
     </w:p>
     <w:p>
@@ -7869,7 +7869,7 @@
           <w:rFonts w:ascii="Consolas" w:hAnsi="Consolas" w:eastAsia="Consolas"/>
           <w:sz w:val="18"/>
         </w:rPr>
-        <w:t xml:space="preserve">    """Drive scrapers, then normalize. Always continues on per-source failure."""</w:t>
+        <w:t xml:space="preserve">    """Drive scrapers, then normalize and clean. Tolerates per-source failures."""</w:t>
       </w:r>
     </w:p>
     <w:p>
@@ -7882,7 +7882,7 @@
           <w:rFonts w:ascii="Consolas" w:hAnsi="Consolas" w:eastAsia="Consolas"/>
           <w:sz w:val="18"/>
         </w:rPr>
-        <w:t xml:space="preserve">    raw = {}</w:t>
+        <w:t xml:space="preserve">    RAW_DIR.mkdir(parents=True, exist_ok=True)</w:t>
       </w:r>
     </w:p>
     <w:p>
@@ -7895,7 +7895,7 @@
           <w:rFonts w:ascii="Consolas" w:hAnsi="Consolas" w:eastAsia="Consolas"/>
           <w:sz w:val="18"/>
         </w:rPr>
-        <w:t xml:space="preserve">    for cat in categories:</w:t>
+        <w:t xml:space="preserve">    CLEAN_DIR.mkdir(parents=True, exist_ok=True)</w:t>
       </w:r>
     </w:p>
     <w:p>
@@ -7908,7 +7908,7 @@
           <w:rFonts w:ascii="Consolas" w:hAnsi="Consolas" w:eastAsia="Consolas"/>
           <w:sz w:val="18"/>
         </w:rPr>
-        <w:t xml:space="preserve">        for src in SOURCE_BY_CATEGORY[cat]:</w:t>
+        <w:t xml:space="preserve">    all_raw: list[list[ScrapedProduct]] = []</w:t>
       </w:r>
     </w:p>
     <w:p>
@@ -7921,7 +7921,7 @@
           <w:rFonts w:ascii="Consolas" w:hAnsi="Consolas" w:eastAsia="Consolas"/>
           <w:sz w:val="18"/>
         </w:rPr>
-        <w:t xml:space="preserve">            try:</w:t>
+        <w:t xml:space="preserve"> </w:t>
       </w:r>
     </w:p>
     <w:p>
@@ -7934,7 +7934,7 @@
           <w:rFonts w:ascii="Consolas" w:hAnsi="Consolas" w:eastAsia="Consolas"/>
           <w:sz w:val="18"/>
         </w:rPr>
-        <w:t xml:space="preserve">                raw.setdefault(cat, []).extend(SCRAPERS[src](cat))</w:t>
+        <w:t xml:space="preserve">    for i, cfg in enumerate(PIPELINE):</w:t>
       </w:r>
     </w:p>
     <w:p>
@@ -7947,7 +7947,7 @@
           <w:rFonts w:ascii="Consolas" w:hAnsi="Consolas" w:eastAsia="Consolas"/>
           <w:sz w:val="18"/>
         </w:rPr>
-        <w:t xml:space="preserve">            except Exception as e:</w:t>
+        <w:t xml:space="preserve">        cat = cfg["category"]</w:t>
       </w:r>
     </w:p>
     <w:p>
@@ -7960,7 +7960,7 @@
           <w:rFonts w:ascii="Consolas" w:hAnsi="Consolas" w:eastAsia="Consolas"/>
           <w:sz w:val="18"/>
         </w:rPr>
-        <w:t xml:space="preserve">                logger.warning("scraper %s/%s failed: %s", src, cat, e)</w:t>
+        <w:t xml:space="preserve">        if categories and cat not in categories:</w:t>
       </w:r>
     </w:p>
     <w:p>
@@ -7973,7 +7973,7 @@
           <w:rFonts w:ascii="Consolas" w:hAnsi="Consolas" w:eastAsia="Consolas"/>
           <w:sz w:val="18"/>
         </w:rPr>
-        <w:t xml:space="preserve">                continue</w:t>
+        <w:t xml:space="preserve">            continue</w:t>
       </w:r>
     </w:p>
     <w:p>
@@ -7986,7 +7986,163 @@
           <w:rFonts w:ascii="Consolas" w:hAnsi="Consolas" w:eastAsia="Consolas"/>
           <w:sz w:val="18"/>
         </w:rPr>
-        <w:t xml:space="preserve">    return normalize.run(raw)</w:t>
+        <w:t xml:space="preserve">        products = await scrape_with_fallback(cfg, headed)</w:t>
+      </w:r>
+    </w:p>
+    <w:p>
+      <w:pPr>
+        <w:spacing w:before="0" w:after="0"/>
+        <w:ind w:left="432"/>
+      </w:pPr>
+      <w:r>
+        <w:rPr>
+          <w:rFonts w:ascii="Consolas" w:hAnsi="Consolas" w:eastAsia="Consolas"/>
+          <w:sz w:val="18"/>
+        </w:rPr>
+        <w:t xml:space="preserve">        if products:</w:t>
+      </w:r>
+    </w:p>
+    <w:p>
+      <w:pPr>
+        <w:spacing w:before="0" w:after="0"/>
+        <w:ind w:left="432"/>
+      </w:pPr>
+      <w:r>
+        <w:rPr>
+          <w:rFonts w:ascii="Consolas" w:hAnsi="Consolas" w:eastAsia="Consolas"/>
+          <w:sz w:val="18"/>
+        </w:rPr>
+        <w:t xml:space="preserve">            products = await boost_with_supplements(products, cfg, headed)</w:t>
+      </w:r>
+    </w:p>
+    <w:p>
+      <w:pPr>
+        <w:spacing w:before="0" w:after="0"/>
+        <w:ind w:left="432"/>
+      </w:pPr>
+      <w:r>
+        <w:rPr>
+          <w:rFonts w:ascii="Consolas" w:hAnsi="Consolas" w:eastAsia="Consolas"/>
+          <w:sz w:val="18"/>
+        </w:rPr>
+        <w:t xml:space="preserve">            with open(RAW_DIR / cfg["filename"], "w", encoding="utf-8") as f:</w:t>
+      </w:r>
+    </w:p>
+    <w:p>
+      <w:pPr>
+        <w:spacing w:before="0" w:after="0"/>
+        <w:ind w:left="432"/>
+      </w:pPr>
+      <w:r>
+        <w:rPr>
+          <w:rFonts w:ascii="Consolas" w:hAnsi="Consolas" w:eastAsia="Consolas"/>
+          <w:sz w:val="18"/>
+        </w:rPr>
+        <w:t xml:space="preserve">                json.dump(products, f, indent=2, ensure_ascii=False)</w:t>
+      </w:r>
+    </w:p>
+    <w:p>
+      <w:pPr>
+        <w:spacing w:before="0" w:after="0"/>
+        <w:ind w:left="432"/>
+      </w:pPr>
+      <w:r>
+        <w:rPr>
+          <w:rFonts w:ascii="Consolas" w:hAnsi="Consolas" w:eastAsia="Consolas"/>
+          <w:sz w:val="18"/>
+        </w:rPr>
+        <w:t xml:space="preserve">            all_raw.append(products)</w:t>
+      </w:r>
+    </w:p>
+    <w:p>
+      <w:pPr>
+        <w:spacing w:before="0" w:after="0"/>
+        <w:ind w:left="432"/>
+      </w:pPr>
+      <w:r>
+        <w:rPr>
+          <w:rFonts w:ascii="Consolas" w:hAnsi="Consolas" w:eastAsia="Consolas"/>
+          <w:sz w:val="18"/>
+        </w:rPr>
+        <w:t xml:space="preserve">        if i &lt; len(PIPELINE) - 1:</w:t>
+      </w:r>
+    </w:p>
+    <w:p>
+      <w:pPr>
+        <w:spacing w:before="0" w:after="0"/>
+        <w:ind w:left="432"/>
+      </w:pPr>
+      <w:r>
+        <w:rPr>
+          <w:rFonts w:ascii="Consolas" w:hAnsi="Consolas" w:eastAsia="Consolas"/>
+          <w:sz w:val="18"/>
+        </w:rPr>
+        <w:t xml:space="preserve">            await asyncio.sleep(random.uniform(5, 10))   # human-like pause</w:t>
+      </w:r>
+    </w:p>
+    <w:p>
+      <w:pPr>
+        <w:spacing w:before="0" w:after="0"/>
+        <w:ind w:left="432"/>
+      </w:pPr>
+      <w:r>
+        <w:rPr>
+          <w:rFonts w:ascii="Consolas" w:hAnsi="Consolas" w:eastAsia="Consolas"/>
+          <w:sz w:val="18"/>
+        </w:rPr>
+        <w:t xml:space="preserve"> </w:t>
+      </w:r>
+    </w:p>
+    <w:p>
+      <w:pPr>
+        <w:spacing w:before="0" w:after="0"/>
+        <w:ind w:left="432"/>
+      </w:pPr>
+      <w:r>
+        <w:rPr>
+          <w:rFonts w:ascii="Consolas" w:hAnsi="Consolas" w:eastAsia="Consolas"/>
+          <w:sz w:val="18"/>
+        </w:rPr>
+        <w:t xml:space="preserve">    if all_raw:</w:t>
+      </w:r>
+    </w:p>
+    <w:p>
+      <w:pPr>
+        <w:spacing w:before="0" w:after="0"/>
+        <w:ind w:left="432"/>
+      </w:pPr>
+      <w:r>
+        <w:rPr>
+          <w:rFonts w:ascii="Consolas" w:hAnsi="Consolas" w:eastAsia="Consolas"/>
+          <w:sz w:val="18"/>
+        </w:rPr>
+        <w:t xml:space="preserve">        cleaned = clean_and_combine(all_raw)</w:t>
+      </w:r>
+    </w:p>
+    <w:p>
+      <w:pPr>
+        <w:spacing w:before="0" w:after="0"/>
+        <w:ind w:left="432"/>
+      </w:pPr>
+      <w:r>
+        <w:rPr>
+          <w:rFonts w:ascii="Consolas" w:hAnsi="Consolas" w:eastAsia="Consolas"/>
+          <w:sz w:val="18"/>
+        </w:rPr>
+        <w:t xml:space="preserve">        with open(CLEAN_DIR / "products_clean.json", "w", encoding="utf-8") as f:</w:t>
+      </w:r>
+    </w:p>
+    <w:p>
+      <w:pPr>
+        <w:spacing w:before="0" w:after="0"/>
+        <w:ind w:left="432"/>
+      </w:pPr>
+      <w:r>
+        <w:rPr>
+          <w:rFonts w:ascii="Consolas" w:hAnsi="Consolas" w:eastAsia="Consolas"/>
+          <w:sz w:val="18"/>
+        </w:rPr>
+        <w:t xml:space="preserve">            json.dump(cleaned, f, indent=2, ensure_ascii=False)</w:t>
       </w:r>
     </w:p>
     <w:p>
@@ -8002,7 +8158,7 @@
           <w:color w:val="555566"/>
           <w:sz w:val="20"/>
         </w:rPr>
-        <w:t>Listing 1: Top-level pipeline orchestration. Scrapes each category from each source, tolerates per-source failures, then defers to the normalizer for canonicalization.</w:t>
+        <w:t>Listing 1: Top-level pipeline orchestration. Iterates the PIPELINE config, scrapes each category with a primary + fallback source, boosts with supplemental queries when counts are low, then defers to clean_and_combine for normalization + deduplication.</w:t>
       </w:r>
     </w:p>
     <w:p>
@@ -8031,7 +8187,7 @@
           <w:rFonts w:ascii="Consolas" w:hAnsi="Consolas" w:eastAsia="Consolas"/>
           <w:sz w:val="18"/>
         </w:rPr>
-        <w:t>def parse_delivery(text: str | None) -&gt; int | None:</w:t>
+        <w:t>def normalize_delivery(raw: str | None) -&gt; int | None:</w:t>
       </w:r>
     </w:p>
     <w:p>
@@ -8044,7 +8200,7 @@
           <w:rFonts w:ascii="Consolas" w:hAnsi="Consolas" w:eastAsia="Consolas"/>
           <w:sz w:val="18"/>
         </w:rPr>
-        <w:t xml:space="preserve">    """'Get it Tue, May 21' → days from today, else None."""</w:t>
+        <w:t xml:space="preserve">    """Convert delivery text to number of days from today."""</w:t>
       </w:r>
     </w:p>
     <w:p>
@@ -8057,7 +8213,7 @@
           <w:rFonts w:ascii="Consolas" w:hAnsi="Consolas" w:eastAsia="Consolas"/>
           <w:sz w:val="18"/>
         </w:rPr>
-        <w:t xml:space="preserve">    if not text:</w:t>
+        <w:t xml:space="preserve">    if not raw:</w:t>
       </w:r>
     </w:p>
     <w:p>
@@ -8083,7 +8239,7 @@
           <w:rFonts w:ascii="Consolas" w:hAnsi="Consolas" w:eastAsia="Consolas"/>
           <w:sz w:val="18"/>
         </w:rPr>
-        <w:t xml:space="preserve">    m = DATE_RE.search(text)</w:t>
+        <w:t xml:space="preserve">    s = raw.lower().strip()</w:t>
       </w:r>
     </w:p>
     <w:p>
@@ -8096,7 +8252,7 @@
           <w:rFonts w:ascii="Consolas" w:hAnsi="Consolas" w:eastAsia="Consolas"/>
           <w:sz w:val="18"/>
         </w:rPr>
-        <w:t xml:space="preserve">    if not m:</w:t>
+        <w:t xml:space="preserve"> </w:t>
       </w:r>
     </w:p>
     <w:p>
@@ -8109,7 +8265,7 @@
           <w:rFonts w:ascii="Consolas" w:hAnsi="Consolas" w:eastAsia="Consolas"/>
           <w:sz w:val="18"/>
         </w:rPr>
-        <w:t xml:space="preserve">        return None</w:t>
+        <w:t xml:space="preserve">    if "today" in s or "same day" in s:  return 0</w:t>
       </w:r>
     </w:p>
     <w:p>
@@ -8122,7 +8278,7 @@
           <w:rFonts w:ascii="Consolas" w:hAnsi="Consolas" w:eastAsia="Consolas"/>
           <w:sz w:val="18"/>
         </w:rPr>
-        <w:t xml:space="preserve">    target = parse_date(m.group(1))</w:t>
+        <w:t xml:space="preserve">    if "tomorrow" in s:                  return 1</w:t>
       </w:r>
     </w:p>
     <w:p>
@@ -8135,7 +8291,150 @@
           <w:rFonts w:ascii="Consolas" w:hAnsi="Consolas" w:eastAsia="Consolas"/>
           <w:sz w:val="18"/>
         </w:rPr>
-        <w:t xml:space="preserve">    return max(0, (target - date.today()).days)</w:t>
+        <w:t xml:space="preserve"> </w:t>
+      </w:r>
+    </w:p>
+    <w:p>
+      <w:pPr>
+        <w:spacing w:before="0" w:after="0"/>
+        <w:ind w:left="432"/>
+      </w:pPr>
+      <w:r>
+        <w:rPr>
+          <w:rFonts w:ascii="Consolas" w:hAnsi="Consolas" w:eastAsia="Consolas"/>
+          <w:sz w:val="18"/>
+        </w:rPr>
+        <w:t xml:space="preserve">    # "in N days" / "N-day shipping" / "N day"</w:t>
+      </w:r>
+    </w:p>
+    <w:p>
+      <w:pPr>
+        <w:spacing w:before="0" w:after="0"/>
+        <w:ind w:left="432"/>
+      </w:pPr>
+      <w:r>
+        <w:rPr>
+          <w:rFonts w:ascii="Consolas" w:hAnsi="Consolas" w:eastAsia="Consolas"/>
+          <w:sz w:val="18"/>
+        </w:rPr>
+        <w:t xml:space="preserve">    for pat in (r"in\s+(\d+)\s+day", r"(\d+)-day", r"(\d+)\s+day"):</w:t>
+      </w:r>
+    </w:p>
+    <w:p>
+      <w:pPr>
+        <w:spacing w:before="0" w:after="0"/>
+        <w:ind w:left="432"/>
+      </w:pPr>
+      <w:r>
+        <w:rPr>
+          <w:rFonts w:ascii="Consolas" w:hAnsi="Consolas" w:eastAsia="Consolas"/>
+          <w:sz w:val="18"/>
+        </w:rPr>
+        <w:t xml:space="preserve">        m = re.search(pat, s)</w:t>
+      </w:r>
+    </w:p>
+    <w:p>
+      <w:pPr>
+        <w:spacing w:before="0" w:after="0"/>
+        <w:ind w:left="432"/>
+      </w:pPr>
+      <w:r>
+        <w:rPr>
+          <w:rFonts w:ascii="Consolas" w:hAnsi="Consolas" w:eastAsia="Consolas"/>
+          <w:sz w:val="18"/>
+        </w:rPr>
+        <w:t xml:space="preserve">        if m:</w:t>
+      </w:r>
+    </w:p>
+    <w:p>
+      <w:pPr>
+        <w:spacing w:before="0" w:after="0"/>
+        <w:ind w:left="432"/>
+      </w:pPr>
+      <w:r>
+        <w:rPr>
+          <w:rFonts w:ascii="Consolas" w:hAnsi="Consolas" w:eastAsia="Consolas"/>
+          <w:sz w:val="18"/>
+        </w:rPr>
+        <w:t xml:space="preserve">            return int(m.group(1))</w:t>
+      </w:r>
+    </w:p>
+    <w:p>
+      <w:pPr>
+        <w:spacing w:before="0" w:after="0"/>
+        <w:ind w:left="432"/>
+      </w:pPr>
+      <w:r>
+        <w:rPr>
+          <w:rFonts w:ascii="Consolas" w:hAnsi="Consolas" w:eastAsia="Consolas"/>
+          <w:sz w:val="18"/>
+        </w:rPr>
+        <w:t xml:space="preserve"> </w:t>
+      </w:r>
+    </w:p>
+    <w:p>
+      <w:pPr>
+        <w:spacing w:before="0" w:after="0"/>
+        <w:ind w:left="432"/>
+      </w:pPr>
+      <w:r>
+        <w:rPr>
+          <w:rFonts w:ascii="Consolas" w:hAnsi="Consolas" w:eastAsia="Consolas"/>
+          <w:sz w:val="18"/>
+        </w:rPr>
+        <w:t xml:space="preserve">    # Absolute date: "by Mon, Mar 14" / "arrives Mar 14"</w:t>
+      </w:r>
+    </w:p>
+    <w:p>
+      <w:pPr>
+        <w:spacing w:before="0" w:after="0"/>
+        <w:ind w:left="432"/>
+      </w:pPr>
+      <w:r>
+        <w:rPr>
+          <w:rFonts w:ascii="Consolas" w:hAnsi="Consolas" w:eastAsia="Consolas"/>
+          <w:sz w:val="18"/>
+        </w:rPr>
+        <w:t xml:space="preserve">    m = re.search(r"(?:by|arrives?|get it by)[^a-z]*([a-z]{3})\w*\s*[,.]?\s*(\d{1,2})", s)</w:t>
+      </w:r>
+    </w:p>
+    <w:p>
+      <w:pPr>
+        <w:spacing w:before="0" w:after="0"/>
+        <w:ind w:left="432"/>
+      </w:pPr>
+      <w:r>
+        <w:rPr>
+          <w:rFonts w:ascii="Consolas" w:hAnsi="Consolas" w:eastAsia="Consolas"/>
+          <w:sz w:val="18"/>
+        </w:rPr>
+        <w:t xml:space="preserve">    if m:</w:t>
+      </w:r>
+    </w:p>
+    <w:p>
+      <w:pPr>
+        <w:spacing w:before="0" w:after="0"/>
+        <w:ind w:left="432"/>
+      </w:pPr>
+      <w:r>
+        <w:rPr>
+          <w:rFonts w:ascii="Consolas" w:hAnsi="Consolas" w:eastAsia="Consolas"/>
+          <w:sz w:val="18"/>
+        </w:rPr>
+        <w:t xml:space="preserve">        return _days_until_month_day(m.group(1), m.group(2))</w:t>
+      </w:r>
+    </w:p>
+    <w:p>
+      <w:pPr>
+        <w:spacing w:before="0" w:after="0"/>
+        <w:ind w:left="432"/>
+      </w:pPr>
+      <w:r>
+        <w:rPr>
+          <w:rFonts w:ascii="Consolas" w:hAnsi="Consolas" w:eastAsia="Consolas"/>
+          <w:sz w:val="18"/>
+        </w:rPr>
+        <w:t xml:space="preserve">    return None</w:t>
       </w:r>
     </w:p>
     <w:p>
@@ -8151,7 +8450,7 @@
           <w:color w:val="555566"/>
           <w:sz w:val="20"/>
         </w:rPr>
-        <w:t>Listing 2: Delivery-string parser. Returns None on unparseable text; the ranker treats None as a neutral 0.5 sub-score so missing data does not bias ranking.</w:t>
+        <w:t>Listing 2: Delivery-string parser. Returns None on unparseable text; the ranker treats None as a neutral 0.5 sub-score so missing data does not bias ranking. Real implementation handles four more formats (date ranges, standalone month-day, etc.).</w:t>
       </w:r>
     </w:p>
     <w:p>
@@ -8524,7 +8823,7 @@
           <w:rFonts w:ascii="Consolas" w:hAnsi="Consolas" w:eastAsia="Consolas"/>
           <w:sz w:val="18"/>
         </w:rPr>
-        <w:t>def _score_water_bottle(product, prefs, features):</w:t>
+        <w:t>def _score_water_bottle(product, preferences, features):</w:t>
       </w:r>
     </w:p>
     <w:p>
@@ -8537,7 +8836,7 @@
           <w:rFonts w:ascii="Consolas" w:hAnsi="Consolas" w:eastAsia="Consolas"/>
           <w:sz w:val="18"/>
         </w:rPr>
-        <w:t xml:space="preserve">    score, matches = 0.0, []</w:t>
+        <w:t xml:space="preserve">    use_case = preferences.get("use_case", "")</w:t>
       </w:r>
     </w:p>
     <w:p>
@@ -8550,7 +8849,7 @@
           <w:rFonts w:ascii="Consolas" w:hAnsi="Consolas" w:eastAsia="Consolas"/>
           <w:sz w:val="18"/>
         </w:rPr>
-        <w:t xml:space="preserve">    if prefs.get("use_case") == "gym":</w:t>
+        <w:t xml:space="preserve">    score, matches = 0.0, []</w:t>
       </w:r>
     </w:p>
     <w:p>
@@ -8563,7 +8862,7 @@
           <w:rFonts w:ascii="Consolas" w:hAnsi="Consolas" w:eastAsia="Consolas"/>
           <w:sz w:val="18"/>
         </w:rPr>
-        <w:t xml:space="preserve">        score = _apply_rule(score, matches,</w:t>
+        <w:t xml:space="preserve"> </w:t>
       </w:r>
     </w:p>
     <w:p>
@@ -8576,7 +8875,7 @@
           <w:rFonts w:ascii="Consolas" w:hAnsi="Consolas" w:eastAsia="Consolas"/>
           <w:sz w:val="18"/>
         </w:rPr>
-        <w:t xml:space="preserve">            features["lightweight"] or _title_has(product, "freesip", "owala"),</w:t>
+        <w:t xml:space="preserve">    if use_case == "gym":</w:t>
       </w:r>
     </w:p>
     <w:p>
@@ -8589,7 +8888,7 @@
           <w:rFonts w:ascii="Consolas" w:hAnsi="Consolas" w:eastAsia="Consolas"/>
           <w:sz w:val="18"/>
         </w:rPr>
-        <w:t xml:space="preserve">            "gym_suitable")</w:t>
+        <w:t xml:space="preserve">        score = _apply_rule(score, matches,</w:t>
       </w:r>
     </w:p>
     <w:p>
@@ -8602,7 +8901,7 @@
           <w:rFonts w:ascii="Consolas" w:hAnsi="Consolas" w:eastAsia="Consolas"/>
           <w:sz w:val="18"/>
         </w:rPr>
-        <w:t xml:space="preserve">        score = _apply_rule(score, matches, features["insulated"], "insulated_gym")</w:t>
+        <w:t xml:space="preserve">            features["lightweight"] or _title_has(product, "freesip", "owala", "stainless steel"),</w:t>
       </w:r>
     </w:p>
     <w:p>
@@ -8615,7 +8914,7 @@
           <w:rFonts w:ascii="Consolas" w:hAnsi="Consolas" w:eastAsia="Consolas"/>
           <w:sz w:val="18"/>
         </w:rPr>
-        <w:t xml:space="preserve">    if prefs.get("insulated"):</w:t>
+        <w:t xml:space="preserve">            "gym_suitable")</w:t>
       </w:r>
     </w:p>
     <w:p>
@@ -8628,7 +8927,7 @@
           <w:rFonts w:ascii="Consolas" w:hAnsi="Consolas" w:eastAsia="Consolas"/>
           <w:sz w:val="18"/>
         </w:rPr>
-        <w:t xml:space="preserve">        score = _apply_rule(score, matches, features["insulated"],</w:t>
+        <w:t xml:space="preserve">        score = _apply_rule(score, matches, features["insulated"], "insulated_gym")</w:t>
       </w:r>
     </w:p>
     <w:p>
@@ -8641,7 +8940,59 @@
           <w:rFonts w:ascii="Consolas" w:hAnsi="Consolas" w:eastAsia="Consolas"/>
           <w:sz w:val="18"/>
         </w:rPr>
-        <w:t xml:space="preserve">            "insulated", penalty=_SOFT_PENALTY)</w:t>
+        <w:t xml:space="preserve"> </w:t>
+      </w:r>
+    </w:p>
+    <w:p>
+      <w:pPr>
+        <w:spacing w:before="0" w:after="0"/>
+        <w:ind w:left="432"/>
+      </w:pPr>
+      <w:r>
+        <w:rPr>
+          <w:rFonts w:ascii="Consolas" w:hAnsi="Consolas" w:eastAsia="Consolas"/>
+          <w:sz w:val="18"/>
+        </w:rPr>
+        <w:t xml:space="preserve">    if preferences.get("insulated"):</w:t>
+      </w:r>
+    </w:p>
+    <w:p>
+      <w:pPr>
+        <w:spacing w:before="0" w:after="0"/>
+        <w:ind w:left="432"/>
+      </w:pPr>
+      <w:r>
+        <w:rPr>
+          <w:rFonts w:ascii="Consolas" w:hAnsi="Consolas" w:eastAsia="Consolas"/>
+          <w:sz w:val="18"/>
+        </w:rPr>
+        <w:t xml:space="preserve">        score = _apply_rule(score, matches, features["insulated"],</w:t>
+      </w:r>
+    </w:p>
+    <w:p>
+      <w:pPr>
+        <w:spacing w:before="0" w:after="0"/>
+        <w:ind w:left="432"/>
+      </w:pPr>
+      <w:r>
+        <w:rPr>
+          <w:rFonts w:ascii="Consolas" w:hAnsi="Consolas" w:eastAsia="Consolas"/>
+          <w:sz w:val="18"/>
+        </w:rPr>
+        <w:t xml:space="preserve">                            "insulated", penalty=_SOFT_PENALTY)</w:t>
+      </w:r>
+    </w:p>
+    <w:p>
+      <w:pPr>
+        <w:spacing w:before="0" w:after="0"/>
+        <w:ind w:left="432"/>
+      </w:pPr>
+      <w:r>
+        <w:rPr>
+          <w:rFonts w:ascii="Consolas" w:hAnsi="Consolas" w:eastAsia="Consolas"/>
+          <w:sz w:val="18"/>
+        </w:rPr>
+        <w:t xml:space="preserve">    # ... size_preference, material_preference, drinking_style, leak_proof_preferred ...</w:t>
       </w:r>
     </w:p>
     <w:p>
@@ -8670,7 +9021,7 @@
           <w:color w:val="555566"/>
           <w:sz w:val="20"/>
         </w:rPr>
-        <w:t>Listing 4: Category-specific scoring for the water-bottle gym use case. Bonuses are +0.10 per matched rule; soft penalties are −0.05 per missed rule the user requested.</w:t>
+        <w:t>Listing 4: Category-specific scoring for the water-bottle gym use case. Each matched rule adds +0.10; each user-requested-but-missing feature subtracts the soft penalty −0.05. Real function has parallel branches for daily / outdoor / kids and for the four explicit-feature preferences.</w:t>
       </w:r>
     </w:p>
     <w:p>
@@ -8725,7 +9076,7 @@
           <w:rFonts w:ascii="Consolas" w:hAnsi="Consolas" w:eastAsia="Consolas"/>
           <w:sz w:val="18"/>
         </w:rPr>
-        <w:t xml:space="preserve">    try:</w:t>
+        <w:t xml:space="preserve">    # Best-effort LLM parse; fall back to chip selection on any failure.</w:t>
       </w:r>
     </w:p>
     <w:p>
@@ -8738,7 +9089,7 @@
           <w:rFonts w:ascii="Consolas" w:hAnsi="Consolas" w:eastAsia="Consolas"/>
           <w:sz w:val="18"/>
         </w:rPr>
-        <w:t xml:space="preserve">        parsed = claude_client.parse_initial_input(body.text)</w:t>
+        <w:t xml:space="preserve">    try:</w:t>
       </w:r>
     </w:p>
     <w:p>
@@ -8751,7 +9102,7 @@
           <w:rFonts w:ascii="Consolas" w:hAnsi="Consolas" w:eastAsia="Consolas"/>
           <w:sz w:val="18"/>
         </w:rPr>
-        <w:t xml:space="preserve">        category = parsed.get("category", "unknown")</w:t>
+        <w:t xml:space="preserve">        parsed = claude_client.parse_initial_input(body.text)</w:t>
       </w:r>
     </w:p>
     <w:p>
@@ -8764,7 +9115,7 @@
           <w:rFonts w:ascii="Consolas" w:hAnsi="Consolas" w:eastAsia="Consolas"/>
           <w:sz w:val="18"/>
         </w:rPr>
-        <w:t xml:space="preserve">        preferences = parsed.get("preferences", {})</w:t>
+        <w:t xml:space="preserve">        category = parsed.get("category", "unknown")</w:t>
       </w:r>
     </w:p>
     <w:p>
@@ -8777,7 +9128,7 @@
           <w:rFonts w:ascii="Consolas" w:hAnsi="Consolas" w:eastAsia="Consolas"/>
           <w:sz w:val="18"/>
         </w:rPr>
-        <w:t xml:space="preserve">    except Exception:</w:t>
+        <w:t xml:space="preserve">        preferences = parsed.get("preferences", {})</w:t>
       </w:r>
     </w:p>
     <w:p>
@@ -8790,7 +9141,7 @@
           <w:rFonts w:ascii="Consolas" w:hAnsi="Consolas" w:eastAsia="Consolas"/>
           <w:sz w:val="18"/>
         </w:rPr>
-        <w:t xml:space="preserve">        category, preferences = "unknown", {}     # graceful degradation</w:t>
+        <w:t xml:space="preserve">    except Exception:</w:t>
       </w:r>
     </w:p>
     <w:p>
@@ -8803,7 +9154,7 @@
           <w:rFonts w:ascii="Consolas" w:hAnsi="Consolas" w:eastAsia="Consolas"/>
           <w:sz w:val="18"/>
         </w:rPr>
-        <w:t xml:space="preserve"> </w:t>
+        <w:t xml:space="preserve">        category, preferences = "unknown", {}</w:t>
       </w:r>
     </w:p>
     <w:p>
@@ -8816,7 +9167,7 @@
           <w:rFonts w:ascii="Consolas" w:hAnsi="Consolas" w:eastAsia="Consolas"/>
           <w:sz w:val="18"/>
         </w:rPr>
-        <w:t xml:space="preserve">    if category in ("unknown", ""):</w:t>
+        <w:t xml:space="preserve"> </w:t>
       </w:r>
     </w:p>
     <w:p>
@@ -8829,7 +9180,7 @@
           <w:rFonts w:ascii="Consolas" w:hAnsi="Consolas" w:eastAsia="Consolas"/>
           <w:sz w:val="18"/>
         </w:rPr>
-        <w:t xml:space="preserve">        return {"session_id": s["session_id"], "category": None,</w:t>
+        <w:t xml:space="preserve">    # Deterministic category fallback when the LLM didn't classify.</w:t>
       </w:r>
     </w:p>
     <w:p>
@@ -8842,7 +9193,7 @@
           <w:rFonts w:ascii="Consolas" w:hAnsi="Consolas" w:eastAsia="Consolas"/>
           <w:sz w:val="18"/>
         </w:rPr>
-        <w:t xml:space="preserve">                "next_question": None, "chips": CATEGORY_CHIPS}</w:t>
+        <w:t xml:space="preserve">    if category in ("unknown", "", None):</w:t>
       </w:r>
     </w:p>
     <w:p>
@@ -8855,7 +9206,7 @@
           <w:rFonts w:ascii="Consolas" w:hAnsi="Consolas" w:eastAsia="Consolas"/>
           <w:sz w:val="18"/>
         </w:rPr>
-        <w:t xml:space="preserve">    return {"session_id": s["session_id"], "category": category,</w:t>
+        <w:t xml:space="preserve">        inferred = _classify_category(body.text)</w:t>
       </w:r>
     </w:p>
     <w:p>
@@ -8868,7 +9219,241 @@
           <w:rFonts w:ascii="Consolas" w:hAnsi="Consolas" w:eastAsia="Consolas"/>
           <w:sz w:val="18"/>
         </w:rPr>
-        <w:t xml:space="preserve">            "next_question": _next_question(s), "chips": None}</w:t>
+        <w:t xml:space="preserve">        if inferred:</w:t>
+      </w:r>
+    </w:p>
+    <w:p>
+      <w:pPr>
+        <w:spacing w:before="0" w:after="0"/>
+        <w:ind w:left="432"/>
+      </w:pPr>
+      <w:r>
+        <w:rPr>
+          <w:rFonts w:ascii="Consolas" w:hAnsi="Consolas" w:eastAsia="Consolas"/>
+          <w:sz w:val="18"/>
+        </w:rPr>
+        <w:t xml:space="preserve">            category = inferred</w:t>
+      </w:r>
+    </w:p>
+    <w:p>
+      <w:pPr>
+        <w:spacing w:before="0" w:after="0"/>
+        <w:ind w:left="432"/>
+      </w:pPr>
+      <w:r>
+        <w:rPr>
+          <w:rFonts w:ascii="Consolas" w:hAnsi="Consolas" w:eastAsia="Consolas"/>
+          <w:sz w:val="18"/>
+        </w:rPr>
+        <w:t xml:space="preserve"> </w:t>
+      </w:r>
+    </w:p>
+    <w:p>
+      <w:pPr>
+        <w:spacing w:before="0" w:after="0"/>
+        <w:ind w:left="432"/>
+      </w:pPr>
+      <w:r>
+        <w:rPr>
+          <w:rFonts w:ascii="Consolas" w:hAnsi="Consolas" w:eastAsia="Consolas"/>
+          <w:sz w:val="18"/>
+        </w:rPr>
+        <w:t xml:space="preserve">    # Implicit preference inference from the raw text.</w:t>
+      </w:r>
+    </w:p>
+    <w:p>
+      <w:pPr>
+        <w:spacing w:before="0" w:after="0"/>
+        <w:ind w:left="432"/>
+      </w:pPr>
+      <w:r>
+        <w:rPr>
+          <w:rFonts w:ascii="Consolas" w:hAnsi="Consolas" w:eastAsia="Consolas"/>
+          <w:sz w:val="18"/>
+        </w:rPr>
+        <w:t xml:space="preserve">    raw_lower = (body.text or "").lower()</w:t>
+      </w:r>
+    </w:p>
+    <w:p>
+      <w:pPr>
+        <w:spacing w:before="0" w:after="0"/>
+        <w:ind w:left="432"/>
+      </w:pPr>
+      <w:r>
+        <w:rPr>
+          <w:rFonts w:ascii="Consolas" w:hAnsi="Consolas" w:eastAsia="Consolas"/>
+          <w:sz w:val="18"/>
+        </w:rPr>
+        <w:t xml:space="preserve">    if any(k in raw_lower for k in ("leak", "spill")):</w:t>
+      </w:r>
+    </w:p>
+    <w:p>
+      <w:pPr>
+        <w:spacing w:before="0" w:after="0"/>
+        <w:ind w:left="432"/>
+      </w:pPr>
+      <w:r>
+        <w:rPr>
+          <w:rFonts w:ascii="Consolas" w:hAnsi="Consolas" w:eastAsia="Consolas"/>
+          <w:sz w:val="18"/>
+        </w:rPr>
+        <w:t xml:space="preserve">        preferences["leak_proof_preferred"] = True</w:t>
+      </w:r>
+    </w:p>
+    <w:p>
+      <w:pPr>
+        <w:spacing w:before="0" w:after="0"/>
+        <w:ind w:left="432"/>
+      </w:pPr>
+      <w:r>
+        <w:rPr>
+          <w:rFonts w:ascii="Consolas" w:hAnsi="Consolas" w:eastAsia="Consolas"/>
+          <w:sz w:val="18"/>
+        </w:rPr>
+        <w:t xml:space="preserve">    if any(k in raw_lower for k in ("heavy", "bulky", "easy to carry", "portable")):</w:t>
+      </w:r>
+    </w:p>
+    <w:p>
+      <w:pPr>
+        <w:spacing w:before="0" w:after="0"/>
+        <w:ind w:left="432"/>
+      </w:pPr>
+      <w:r>
+        <w:rPr>
+          <w:rFonts w:ascii="Consolas" w:hAnsi="Consolas" w:eastAsia="Consolas"/>
+          <w:sz w:val="18"/>
+        </w:rPr>
+        <w:t xml:space="preserve">        preferences.setdefault("size_preference", "lightweight")</w:t>
+      </w:r>
+    </w:p>
+    <w:p>
+      <w:pPr>
+        <w:spacing w:before="0" w:after="0"/>
+        <w:ind w:left="432"/>
+      </w:pPr>
+      <w:r>
+        <w:rPr>
+          <w:rFonts w:ascii="Consolas" w:hAnsi="Consolas" w:eastAsia="Consolas"/>
+          <w:sz w:val="18"/>
+        </w:rPr>
+        <w:t xml:space="preserve"> </w:t>
+      </w:r>
+    </w:p>
+    <w:p>
+      <w:pPr>
+        <w:spacing w:before="0" w:after="0"/>
+        <w:ind w:left="432"/>
+      </w:pPr>
+      <w:r>
+        <w:rPr>
+          <w:rFonts w:ascii="Consolas" w:hAnsi="Consolas" w:eastAsia="Consolas"/>
+          <w:sz w:val="18"/>
+        </w:rPr>
+        <w:t xml:space="preserve">    s = session_store.create_session(body.text, category, preferences)</w:t>
+      </w:r>
+    </w:p>
+    <w:p>
+      <w:pPr>
+        <w:spacing w:before="0" w:after="0"/>
+        <w:ind w:left="432"/>
+      </w:pPr>
+      <w:r>
+        <w:rPr>
+          <w:rFonts w:ascii="Consolas" w:hAnsi="Consolas" w:eastAsia="Consolas"/>
+          <w:sz w:val="18"/>
+        </w:rPr>
+        <w:t xml:space="preserve">    return {</w:t>
+      </w:r>
+    </w:p>
+    <w:p>
+      <w:pPr>
+        <w:spacing w:before="0" w:after="0"/>
+        <w:ind w:left="432"/>
+      </w:pPr>
+      <w:r>
+        <w:rPr>
+          <w:rFonts w:ascii="Consolas" w:hAnsi="Consolas" w:eastAsia="Consolas"/>
+          <w:sz w:val="18"/>
+        </w:rPr>
+        <w:t xml:space="preserve">        "session_id": s["session_id"],</w:t>
+      </w:r>
+    </w:p>
+    <w:p>
+      <w:pPr>
+        <w:spacing w:before="0" w:after="0"/>
+        <w:ind w:left="432"/>
+      </w:pPr>
+      <w:r>
+        <w:rPr>
+          <w:rFonts w:ascii="Consolas" w:hAnsi="Consolas" w:eastAsia="Consolas"/>
+          <w:sz w:val="18"/>
+        </w:rPr>
+        <w:t xml:space="preserve">        "category": category or None,</w:t>
+      </w:r>
+    </w:p>
+    <w:p>
+      <w:pPr>
+        <w:spacing w:before="0" w:after="0"/>
+        <w:ind w:left="432"/>
+      </w:pPr>
+      <w:r>
+        <w:rPr>
+          <w:rFonts w:ascii="Consolas" w:hAnsi="Consolas" w:eastAsia="Consolas"/>
+          <w:sz w:val="18"/>
+        </w:rPr>
+        <w:t xml:space="preserve">        "next_question": _next_question(s) if category else None,</w:t>
+      </w:r>
+    </w:p>
+    <w:p>
+      <w:pPr>
+        <w:spacing w:before="0" w:after="0"/>
+        <w:ind w:left="432"/>
+      </w:pPr>
+      <w:r>
+        <w:rPr>
+          <w:rFonts w:ascii="Consolas" w:hAnsi="Consolas" w:eastAsia="Consolas"/>
+          <w:sz w:val="18"/>
+        </w:rPr>
+        <w:t xml:space="preserve">        "chips": None if category else CATEGORY_CHIPS,</w:t>
+      </w:r>
+    </w:p>
+    <w:p>
+      <w:pPr>
+        <w:spacing w:before="0" w:after="0"/>
+        <w:ind w:left="432"/>
+      </w:pPr>
+      <w:r>
+        <w:rPr>
+          <w:rFonts w:ascii="Consolas" w:hAnsi="Consolas" w:eastAsia="Consolas"/>
+          <w:sz w:val="18"/>
+        </w:rPr>
+        <w:t xml:space="preserve">        "preferences": preferences,</w:t>
+      </w:r>
+    </w:p>
+    <w:p>
+      <w:pPr>
+        <w:spacing w:before="0" w:after="0"/>
+        <w:ind w:left="432"/>
+      </w:pPr>
+      <w:r>
+        <w:rPr>
+          <w:rFonts w:ascii="Consolas" w:hAnsi="Consolas" w:eastAsia="Consolas"/>
+          <w:sz w:val="18"/>
+        </w:rPr>
+        <w:t xml:space="preserve">        "reply": _empathic_reply(category, preferences, body.text),</w:t>
+      </w:r>
+    </w:p>
+    <w:p>
+      <w:pPr>
+        <w:spacing w:before="0" w:after="0"/>
+        <w:ind w:left="432"/>
+      </w:pPr>
+      <w:r>
+        <w:rPr>
+          <w:rFonts w:ascii="Consolas" w:hAnsi="Consolas" w:eastAsia="Consolas"/>
+          <w:sz w:val="18"/>
+        </w:rPr>
+        <w:t xml:space="preserve">    }</w:t>
       </w:r>
     </w:p>
     <w:p>
@@ -8884,7 +9469,7 @@
           <w:color w:val="555566"/>
           <w:sz w:val="20"/>
         </w:rPr>
-        <w:t>Listing 5: Session-start endpoint. The try/except keeps the demo functional when no Anthropic API key is available — chip selection becomes the fallback path.</w:t>
+        <w:t>Listing 5: Session-start endpoint. The LLM is best-effort; on failure a regex classifier (_classify_category) routes the input. Implicit preferences are inferred from the raw text so the chip-pre-fill in Stage 2 can reflect what the user already said.</w:t>
       </w:r>
     </w:p>
     <w:p>
@@ -8913,7 +9498,7 @@
           <w:rFonts w:ascii="Consolas" w:hAnsi="Consolas" w:eastAsia="Consolas"/>
           <w:sz w:val="18"/>
         </w:rPr>
-        <w:t>def _run_recommendations(session: dict) -&gt; list[dict]:</w:t>
+        <w:t>def _run_recommendations(session: dict) -&gt; tuple[list[dict], str]:</w:t>
       </w:r>
     </w:p>
     <w:p>
@@ -8939,7 +9524,7 @@
           <w:rFonts w:ascii="Consolas" w:hAnsi="Consolas" w:eastAsia="Consolas"/>
           <w:sz w:val="18"/>
         </w:rPr>
-        <w:t xml:space="preserve">    products = engine.recommend_products(prefs, top_n=12)   # deterministic</w:t>
+        <w:t xml:space="preserve">    # Deterministic — never an LLM call. Returns (products, relaxation_tier).</w:t>
       </w:r>
     </w:p>
     <w:p>
@@ -8952,7 +9537,7 @@
           <w:rFonts w:ascii="Consolas" w:hAnsi="Consolas" w:eastAsia="Consolas"/>
           <w:sz w:val="18"/>
         </w:rPr>
-        <w:t xml:space="preserve">    try:</w:t>
+        <w:t xml:space="preserve">    products, relaxation = engine.recommend_with_relaxation(prefs, top_n=12)</w:t>
       </w:r>
     </w:p>
     <w:p>
@@ -8965,7 +9550,7 @@
           <w:rFonts w:ascii="Consolas" w:hAnsi="Consolas" w:eastAsia="Consolas"/>
           <w:sz w:val="18"/>
         </w:rPr>
-        <w:t xml:space="preserve">        explanations = claude_client.write_explanations(</w:t>
+        <w:t xml:space="preserve">    try:</w:t>
       </w:r>
     </w:p>
     <w:p>
@@ -8978,7 +9563,7 @@
           <w:rFonts w:ascii="Consolas" w:hAnsi="Consolas" w:eastAsia="Consolas"/>
           <w:sz w:val="18"/>
         </w:rPr>
-        <w:t xml:space="preserve">            products, session["preferences"], session["raw_input"])</w:t>
+        <w:t xml:space="preserve">        explanations = claude_client.write_explanations(</w:t>
       </w:r>
     </w:p>
     <w:p>
@@ -8991,7 +9576,7 @@
           <w:rFonts w:ascii="Consolas" w:hAnsi="Consolas" w:eastAsia="Consolas"/>
           <w:sz w:val="18"/>
         </w:rPr>
-        <w:t xml:space="preserve">    except Exception:</w:t>
+        <w:t xml:space="preserve">            products, session["preferences"], session["raw_input"])</w:t>
       </w:r>
     </w:p>
     <w:p>
@@ -9004,7 +9589,7 @@
           <w:rFonts w:ascii="Consolas" w:hAnsi="Consolas" w:eastAsia="Consolas"/>
           <w:sz w:val="18"/>
         </w:rPr>
-        <w:t xml:space="preserve">        explanations = [p.get("_explanation", "") for p in products]  # fallback</w:t>
+        <w:t xml:space="preserve">    except Exception:</w:t>
       </w:r>
     </w:p>
     <w:p>
@@ -9017,7 +9602,124 @@
           <w:rFonts w:ascii="Consolas" w:hAnsi="Consolas" w:eastAsia="Consolas"/>
           <w:sz w:val="18"/>
         </w:rPr>
-        <w:t xml:space="preserve">    return [_format_product(p, explanations[i]) for i, p in enumerate(products)]</w:t>
+        <w:t xml:space="preserve">        explanations = []                                          # LLM unavailable</w:t>
+      </w:r>
+    </w:p>
+    <w:p>
+      <w:pPr>
+        <w:spacing w:before="0" w:after="0"/>
+        <w:ind w:left="432"/>
+      </w:pPr>
+      <w:r>
+        <w:rPr>
+          <w:rFonts w:ascii="Consolas" w:hAnsi="Consolas" w:eastAsia="Consolas"/>
+          <w:sz w:val="18"/>
+        </w:rPr>
+        <w:t xml:space="preserve">    explanations = _normalize_explanations(products, explanations) # exactly one per product</w:t>
+      </w:r>
+    </w:p>
+    <w:p>
+      <w:pPr>
+        <w:spacing w:before="0" w:after="0"/>
+        <w:ind w:left="432"/>
+      </w:pPr>
+      <w:r>
+        <w:rPr>
+          <w:rFonts w:ascii="Consolas" w:hAnsi="Consolas" w:eastAsia="Consolas"/>
+          <w:sz w:val="18"/>
+        </w:rPr>
+        <w:t xml:space="preserve"> </w:t>
+      </w:r>
+    </w:p>
+    <w:p>
+      <w:pPr>
+        <w:spacing w:before="0" w:after="0"/>
+        <w:ind w:left="432"/>
+      </w:pPr>
+      <w:r>
+        <w:rPr>
+          <w:rFonts w:ascii="Consolas" w:hAnsi="Consolas" w:eastAsia="Consolas"/>
+          <w:sz w:val="18"/>
+        </w:rPr>
+        <w:t xml:space="preserve">    formatted = []</w:t>
+      </w:r>
+    </w:p>
+    <w:p>
+      <w:pPr>
+        <w:spacing w:before="0" w:after="0"/>
+        <w:ind w:left="432"/>
+      </w:pPr>
+      <w:r>
+        <w:rPr>
+          <w:rFonts w:ascii="Consolas" w:hAnsi="Consolas" w:eastAsia="Consolas"/>
+          <w:sz w:val="18"/>
+        </w:rPr>
+        <w:t xml:space="preserve">    for i, p in enumerate(products):</w:t>
+      </w:r>
+    </w:p>
+    <w:p>
+      <w:pPr>
+        <w:spacing w:before="0" w:after="0"/>
+        <w:ind w:left="432"/>
+      </w:pPr>
+      <w:r>
+        <w:rPr>
+          <w:rFonts w:ascii="Consolas" w:hAnsi="Consolas" w:eastAsia="Consolas"/>
+          <w:sz w:val="18"/>
+        </w:rPr>
+        <w:t xml:space="preserve">        row = _format_product(p, explanations[i])</w:t>
+      </w:r>
+    </w:p>
+    <w:p>
+      <w:pPr>
+        <w:spacing w:before="0" w:after="0"/>
+        <w:ind w:left="432"/>
+      </w:pPr>
+      <w:r>
+        <w:rPr>
+          <w:rFonts w:ascii="Consolas" w:hAnsi="Consolas" w:eastAsia="Consolas"/>
+          <w:sz w:val="18"/>
+        </w:rPr>
+        <w:t xml:space="preserve">        row["pref_checks"] = _preference_checks(p, prefs)          # ✓ / ✗ / ? per chip</w:t>
+      </w:r>
+    </w:p>
+    <w:p>
+      <w:pPr>
+        <w:spacing w:before="0" w:after="0"/>
+        <w:ind w:left="432"/>
+      </w:pPr>
+      <w:r>
+        <w:rPr>
+          <w:rFonts w:ascii="Consolas" w:hAnsi="Consolas" w:eastAsia="Consolas"/>
+          <w:sz w:val="18"/>
+        </w:rPr>
+        <w:t xml:space="preserve">        formatted.append(row)</w:t>
+      </w:r>
+    </w:p>
+    <w:p>
+      <w:pPr>
+        <w:spacing w:before="0" w:after="0"/>
+        <w:ind w:left="432"/>
+      </w:pPr>
+      <w:r>
+        <w:rPr>
+          <w:rFonts w:ascii="Consolas" w:hAnsi="Consolas" w:eastAsia="Consolas"/>
+          <w:sz w:val="18"/>
+        </w:rPr>
+        <w:t xml:space="preserve">    session_store.set_recommendations(session["session_id"], formatted)</w:t>
+      </w:r>
+    </w:p>
+    <w:p>
+      <w:pPr>
+        <w:spacing w:before="0" w:after="0"/>
+        <w:ind w:left="432"/>
+      </w:pPr>
+      <w:r>
+        <w:rPr>
+          <w:rFonts w:ascii="Consolas" w:hAnsi="Consolas" w:eastAsia="Consolas"/>
+          <w:sz w:val="18"/>
+        </w:rPr>
+        <w:t xml:space="preserve">    return formatted, relaxation</w:t>
       </w:r>
     </w:p>
     <w:p>
